--- a/Documentation/ANGEL-SWARM-IL5-deployment-cost-impact-analysis.docx
+++ b/Documentation/ANGEL-SWARM-IL5-deployment-cost-impact-analysis.docx
@@ -250,17 +250,17 @@
           <w:sz w:val="21"/>
           <w:szCs w:val="21"/>
         </w:rPr>
-        <w:t xml:space="preserve"> August 2026. </w:t>
-      </w:r>
-      <w:r>
-        <w:rPr>
-          <w:b/>
-          <w:bCs/>
-          <w:color w:val="1A1A1A"/>
-          <w:sz w:val="21"/>
-          <w:szCs w:val="21"/>
-        </w:rPr>
-        <w:t xml:space="preserve">Revised against the shipped v6.5 build, 5 September 2026</w:t>
+        <w:t xml:space="preserve"> September 2026. </w:t>
+      </w:r>
+      <w:r>
+        <w:rPr>
+          <w:b/>
+          <w:bCs/>
+          <w:color w:val="1A1A1A"/>
+          <w:sz w:val="21"/>
+          <w:szCs w:val="21"/>
+        </w:rPr>
+        <w:t xml:space="preserve">Revised against the shipped v6.5 build, 8 September 2026</w:t>
       </w:r>
       <w:r>
         <w:rPr>
@@ -486,7 +486,7 @@
           <w:sz w:val="21"/>
           <w:szCs w:val="21"/>
         </w:rPr>
-        <w:t xml:space="preserve">No inference spend.</w:t>
+        <w:t xml:space="preserve">No inference spend in the baseline.</w:t>
       </w:r>
       <w:r>
         <w:rPr>
@@ -518,14 +518,14 @@
           <w:sz w:val="21"/>
           <w:szCs w:val="21"/>
         </w:rPr>
-        <w:t xml:space="preserve">no weights ship: there is no GGUF in the package and nothing on any screen is generated.</w:t>
-      </w:r>
-      <w:r>
-        <w:rPr>
-          <w:sz w:val="21"/>
-          <w:szCs w:val="21"/>
-        </w:rPr>
-        <w:t xml:space="preserve"> </w:t>
+        <w:t xml:space="preserve">no weights ship: there is no GGUF in the package and the zero-network baseline generates nothing on screen.</w:t>
+      </w:r>
+      <w:r>
+        <w:rPr>
+          <w:sz w:val="21"/>
+          <w:szCs w:val="21"/>
+        </w:rPr>
+        <w:t xml:space="preserve"> A separately downloaded optional Qwen GGUF can enable marked Mission brief prose without an inference service; it is outside this priced baseline. </w:t>
       </w:r>
       <w:r>
         <w:rPr>
@@ -4627,17 +4627,17 @@
                 <w:sz w:val="19"/>
                 <w:szCs w:val="19"/>
               </w:rPr>
-              <w:t xml:space="preserve">no weights ship — no GGUF is in the package and nothing on any screen is generated by a language model</w:t>
-            </w:r>
-            <w:r>
-              <w:rPr>
-                <w:b w:val="false"/>
-                <w:bCs w:val="false"/>
-                <w:color w:val="1A1A1A"/>
-                <w:sz w:val="19"/>
-                <w:szCs w:val="19"/>
-              </w:rPr>
-              <w:t xml:space="preserve">.</w:t>
+              <w:t xml:space="preserve">no weights ship — no GGUF is in the package, so the baseline generates nothing with a language model</w:t>
+            </w:r>
+            <w:r>
+              <w:rPr>
+                <w:b w:val="false"/>
+                <w:bCs w:val="false"/>
+                <w:color w:val="1A1A1A"/>
+                <w:sz w:val="19"/>
+                <w:szCs w:val="19"/>
+              </w:rPr>
+              <w:t xml:space="preserve">. A user may separately install the optional Qwen GGUF for marked Mission brief prose; that model is outside this baseline.</w:t>
             </w:r>
           </w:p>
         </w:tc>
@@ -4671,7 +4671,7 @@
                 <w:sz w:val="19"/>
                 <w:szCs w:val="19"/>
               </w:rPr>
-              <w:t xml:space="preserve">Both unchanged; </w:t>
+              <w:t xml:space="preserve">Both shipped models unchanged; </w:t>
             </w:r>
             <w:r>
               <w:rPr>
@@ -4681,7 +4681,7 @@
                 <w:sz w:val="19"/>
                 <w:szCs w:val="19"/>
               </w:rPr>
-              <w:t xml:space="preserve">the optional SLM runtime removed from the boundary</w:t>
+              <w:t xml:space="preserve">the optional SLM model remains outside the boundary</w:t>
             </w:r>
             <w:r>
               <w:rPr>
@@ -4735,7 +4735,7 @@
                 <w:sz w:val="19"/>
                 <w:szCs w:val="19"/>
               </w:rPr>
-              <w:t xml:space="preserve"> Both </w:t>
+              <w:t xml:space="preserve"> Both shipped models </w:t>
             </w:r>
             <w:r>
               <w:rPr>
@@ -5879,25 +5879,25 @@
           <w:sz w:val="21"/>
           <w:szCs w:val="21"/>
         </w:rPr>
-        <w:t xml:space="preserve">, which preserved FDA's exclusive EUA authority while expanding DoW's determination role under FD&amp;C Act § 564(b). </w:t>
-      </w:r>
-      <w:r>
-        <w:rPr>
-          <w:b/>
-          <w:bCs/>
-          <w:color w:val="1A1A1A"/>
-          <w:sz w:val="21"/>
-          <w:szCs w:val="21"/>
-        </w:rPr>
-        <w:t xml:space="preserve">And an FDA-cleared compensatory-reserve monitor already exists:</w:t>
-      </w:r>
-      <w:r>
-        <w:rPr>
-          <w:color w:val="1A1A1A"/>
-          <w:sz w:val="21"/>
-          <w:szCs w:val="21"/>
-        </w:rPr>
-        <w:t xml:space="preserve"> De Novo request </w:t>
+        <w:t xml:space="preserve">, which preserved FDA's exclusive EUA authority while expanding DoW's determination role under FD&amp;C Act § 564(b). Separately, the external-device record for the </w:t>
+      </w:r>
+      <w:r>
+        <w:rPr>
+          <w:b/>
+          <w:bCs/>
+          <w:color w:val="1A1A1A"/>
+          <w:sz w:val="21"/>
+          <w:szCs w:val="21"/>
+        </w:rPr>
+        <w:t xml:space="preserve">CipherOx CRI M1 (reference)</w:t>
+      </w:r>
+      <w:r>
+        <w:rPr>
+          <w:color w:val="1A1A1A"/>
+          <w:sz w:val="21"/>
+          <w:szCs w:val="21"/>
+        </w:rPr>
+        <w:t xml:space="preserve"> includes De Novo request </w:t>
       </w:r>
       <w:r>
         <w:rPr>
@@ -5915,7 +5915,7 @@
           <w:sz w:val="21"/>
           <w:szCs w:val="21"/>
         </w:rPr>
-        <w:t xml:space="preserve"> for the CipherOx CRI monitor, a Class II adjunctive cardiovascular status indicator at </w:t>
+        <w:t xml:space="preserve">, describing a Class II adjunctive cardiovascular status indicator at </w:t>
       </w:r>
       <w:r>
         <w:rPr>
@@ -5933,7 +5933,7 @@
           <w:sz w:val="21"/>
           <w:szCs w:val="21"/>
         </w:rPr>
-        <w:t xml:space="preserve">.</w:t>
+        <w:t xml:space="preserve">. That historical regulatory discussion is reference context only; it is not an ANGEL SWARM integration or regulatory-status claim.</w:t>
       </w:r>
     </w:p>
     <w:p>
@@ -10491,6 +10491,84 @@
           <w:sz w:val="21"/>
           <w:szCs w:val="21"/>
         </w:rPr>
+        <w:t xml:space="preserve">Device scope.</w:t>
+      </w:r>
+      <w:r>
+        <w:rPr>
+          <w:color w:val="1A1A1A"/>
+          <w:sz w:val="21"/>
+          <w:szCs w:val="21"/>
+        </w:rPr>
+        <w:t xml:space="preserve"> </w:t>
+      </w:r>
+      <w:r>
+        <w:rPr>
+          <w:b/>
+          <w:bCs/>
+          <w:color w:val="1A1A1A"/>
+          <w:sz w:val="21"/>
+          <w:szCs w:val="21"/>
+        </w:rPr>
+        <w:t xml:space="preserve">Sempulse Halo (example)</w:t>
+      </w:r>
+      <w:r>
+        <w:rPr>
+          <w:color w:val="1A1A1A"/>
+          <w:sz w:val="21"/>
+          <w:szCs w:val="21"/>
+        </w:rPr>
+        <w:t xml:space="preserve"> is an example edge physiological source; </w:t>
+      </w:r>
+      <w:r>
+        <w:rPr>
+          <w:b/>
+          <w:bCs/>
+          <w:color w:val="1A1A1A"/>
+          <w:sz w:val="21"/>
+          <w:szCs w:val="21"/>
+        </w:rPr>
+        <w:t xml:space="preserve">CipherOx CRI M1 (reference)</w:t>
+      </w:r>
+      <w:r>
+        <w:rPr>
+          <w:color w:val="1A1A1A"/>
+          <w:sz w:val="21"/>
+          <w:szCs w:val="21"/>
+        </w:rPr>
+        <w:t xml:space="preserve"> is reference context for the compensatory-reserve operating principle; </w:t>
+      </w:r>
+      <w:r>
+        <w:rPr>
+          <w:b/>
+          <w:bCs/>
+          <w:color w:val="1A1A1A"/>
+          <w:sz w:val="21"/>
+          <w:szCs w:val="21"/>
+        </w:rPr>
+        <w:t xml:space="preserve">BATDOK-J</w:t>
+      </w:r>
+      <w:r>
+        <w:rPr>
+          <w:color w:val="1A1A1A"/>
+          <w:sz w:val="21"/>
+          <w:szCs w:val="21"/>
+        </w:rPr>
+        <w:t xml:space="preserve"> remains a separate plausible producer/interface. ANGEL SWARM has not tested integration with a real Sempulse Halo, CipherOx CRI M1 or BATDOK-J and claims no compatibility, military fielding, FDA or other regulatory status for any named relationship, or completed integration. The prototype path is receive-only, off by default, and uses a non-ratified medical CoT extension.</w:t>
+      </w:r>
+    </w:p>
+    <w:p>
+      <w:pPr>
+        <w:spacing w:after="140" w:before="60"/>
+        <w:jc w:val="left"/>
+      </w:pPr>
+      <w:r>
+        <w:rPr>
+          <w:b/>
+          <w:bCs/>
+          <w:color w:val="1A1A1A"/>
+          <w:sz w:val="21"/>
+          <w:szCs w:val="21"/>
+        </w:rPr>
         <w:t xml:space="preserve">MVP target.</w:t>
       </w:r>
       <w:r>
@@ -11644,7 +11722,7 @@
           <w:sz w:val="21"/>
           <w:szCs w:val="21"/>
         </w:rPr>
-        <w:t xml:space="preserve">, which does not remove schema negotiation, the six enterprise flows, or validation against a fielded monitor.</w:t>
+        <w:t xml:space="preserve">, which does not remove schema negotiation, the six enterprise flows, or validation against a selected real source.</w:t>
       </w:r>
     </w:p>
     <w:p>
@@ -19079,7 +19157,7 @@
                 <w:sz w:val="19"/>
                 <w:szCs w:val="19"/>
               </w:rPr>
-              <w:t xml:space="preserve"> — that removes the acquisition question, not host-schema negotiation, the six enterprise flows, or validation against a fielded monitor, which is where the range sits. </w:t>
+              <w:t xml:space="preserve"> — that removes the acquisition question, not host-schema negotiation, the six enterprise flows, or validation against a selected real source, which is where the range sits. </w:t>
             </w:r>
             <w:r>
               <w:rPr>
@@ -29696,7 +29774,7 @@
           <w:sz w:val="21"/>
           <w:szCs w:val="21"/>
         </w:rPr>
-        <w:t xml:space="preserve"> The telemetry listener is receive-only, off by default, and bound to loopback unless explicitly opened. This system consumes the Cursor on Target feed a joint operations area already produces; it adds a track consumer, not a new interface. An emit path is the obvious next step, is not claimed today, and is </w:t>
+        <w:t xml:space="preserve"> The telemetry listener is receive-only, off by default, and bound to loopback unless explicitly opened. The prototype accepts its documented CoT shape as a track consumer; whether a target joint operations area produces a compatible feed remains integration work. An emit path is the obvious next step, is not claimed today, and is </w:t>
       </w:r>
       <w:r>
         <w:rPr>
@@ -30327,7 +30405,7 @@
           <w:sz w:val="21"/>
           <w:szCs w:val="21"/>
         </w:rPr>
-        <w:t xml:space="preserve"> ANGEL SWARM today runs from a folder, on a laptop, with no install, no account, no reachback and no accreditation, which is precisely why a judge, a surgeon or a planner can evaluate it at all. That configuration is not yet the mission: the tactical tier has been exercised against an emitter rather than a fielded monitor, and the enterprise tier does not exist at all. The reference run's finding — 23 dead of survivable wounds against 34 for CURRENT — TRIAGE &amp; PROXIMITY on an identical casualty stream, eleven fewer dead, target zero — is a simulation on synthetic data. </w:t>
+        <w:t xml:space="preserve"> ANGEL SWARM today runs from a folder, on a laptop, with no install, no account, no reachback and no accreditation, which is precisely why a judge, a surgeon or a planner can evaluate it at all. That configuration is not yet the mission: the tactical tier has been exercised against the repository's simulator rather than a real physiological source, and the enterprise tier does not exist at all. The reference run's finding — 23 dead of survivable wounds against 34 for CURRENT — TRIAGE &amp; PROXIMITY on an identical casualty stream, eleven fewer dead, target zero — is a simulation on synthetic data. </w:t>
       </w:r>
       <w:r>
         <w:rPr>
@@ -30920,7 +30998,7 @@
           <w:sz w:val="21"/>
           <w:szCs w:val="21"/>
         </w:rPr>
-        <w:t xml:space="preserve">FDA De Novo DEN160020, CipherOx CRI — 21 CFR 870.2200, product code PPW.</w:t>
+        <w:t xml:space="preserve">FDA De Novo DEN160020, CipherOx CRI M1 (external-device reference record) — 21 CFR 870.2200, product code PPW.</w:t>
       </w:r>
       <w:r>
         <w:rPr>
@@ -31710,7 +31788,7 @@
           <w:sz w:val="21"/>
           <w:szCs w:val="21"/>
         </w:rPr>
-        <w:t xml:space="preserve">ANGEL SWARM use case document, v6.5, 5 September 2026</w:t>
+        <w:t xml:space="preserve">ANGEL SWARM use case document, v6.5, 8 September 2026</w:t>
       </w:r>
       <w:r>
         <w:rPr>
